--- a/EXPORTS/DOCX/published/niveau0/Dutch/TopLevel.docx
+++ b/EXPORTS/DOCX/published/niveau0/Dutch/TopLevel.docx
@@ -243,8 +243,27 @@
           <w:i/>
           <w:color w:val="0000FF"/>
           <w:sz w:val="24"/>
+          <w:u w:val="single"/>
         </w:rPr>
-        <w:t>Expertisecentrum</w:t>
+        <w:t>Expe</w:t>
+      </w:r>
+      <w:r>
+        <w:rPr>
+          <w:rFonts w:ascii="Charis SIL Italic" w:hAnsi="Charis SIL Italic" w:eastAsia="Charis SIL Italic"/>
+          <w:b w:val="0"/>
+          <w:i/>
+          <w:color w:val="0000FF"/>
+          <w:sz w:val="24"/>
+          <w:u w:val="single"/>
+        </w:rPr>
+        <w:hyperlink r:id="rId9" w:history="1">
+          <w:r>
+            <w:rPr>
+              <w:rStyle w:val="Hyperlink"/>
+            </w:rPr>
+            <w:t>rtisecentrum</w:t>
+          </w:r>
+        </w:hyperlink>
       </w:r>
       <w:r>
         <w:rPr>
@@ -266,7 +285,7 @@
           <w:sz w:val="24"/>
           <w:u w:val="single"/>
         </w:rPr>
-        <w:hyperlink r:id="rId9" w:history="1">
+        <w:hyperlink r:id="rId10" w:history="1">
           <w:r>
             <w:rPr>
               <w:rStyle w:val="Hyperlink"/>

--- a/EXPORTS/DOCX/published/niveau0/Dutch/TopLevel.docx
+++ b/EXPORTS/DOCX/published/niveau0/Dutch/TopLevel.docx
@@ -243,27 +243,8 @@
           <w:i/>
           <w:color w:val="0000FF"/>
           <w:sz w:val="24"/>
-          <w:u w:val="single"/>
         </w:rPr>
-        <w:t>Expe</w:t>
-      </w:r>
-      <w:r>
-        <w:rPr>
-          <w:rFonts w:ascii="Charis SIL Italic" w:hAnsi="Charis SIL Italic" w:eastAsia="Charis SIL Italic"/>
-          <w:b w:val="0"/>
-          <w:i/>
-          <w:color w:val="0000FF"/>
-          <w:sz w:val="24"/>
-          <w:u w:val="single"/>
-        </w:rPr>
-        <w:hyperlink r:id="rId9" w:history="1">
-          <w:r>
-            <w:rPr>
-              <w:rStyle w:val="Hyperlink"/>
-            </w:rPr>
-            <w:t>rtisecentrum</w:t>
-          </w:r>
-        </w:hyperlink>
+        <w:t>Expertisecentrum</w:t>
       </w:r>
       <w:r>
         <w:rPr>
@@ -285,7 +266,7 @@
           <w:sz w:val="24"/>
           <w:u w:val="single"/>
         </w:rPr>
-        <w:hyperlink r:id="rId10" w:history="1">
+        <w:hyperlink r:id="rId9" w:history="1">
           <w:r>
             <w:rPr>
               <w:rStyle w:val="Hyperlink"/>
